--- a/Docs/Plain_language_guide_v4.docx
+++ b/Docs/Plain_language_guide_v4.docx
@@ -3109,7 +3109,7 @@
         </w:numPr>
       </w:pPr>
       <w:r>
-        <w:t xml:space="preserve">Which whole-profile PERMANOVA to report as the main one: all samples with whole dates shuffled (p = 0.079, keeps every plot) or date averages (p = 0.112). Both are correct; the storyboard currently reports date averages.</w:t>
+        <w:t xml:space="preserve">Decided (2026-10-25): the date-average PERMANOVA (p = 0.112) is the main whole-profile test; the all-samples version with whole dates shuffled (p = 0.079) is reported as the check.</w:t>
       </w:r>
     </w:p>
     <w:p>
